--- a/docs/psychologie.docx
+++ b/docs/psychologie.docx
@@ -183,7 +183,7 @@
         <w:pStyle w:val="Normal"/>
       </w:pPr>
       <w:r>
-        <w:t xml:space="preserve">Osmatřicet lekcí vypsaných pod sebou je přesně ten vzdálený cíl, o kterém Bandura a Schunk ukázali, že nepomáhá. Navíc dělá dvě věci zároveň: dnešní práci ukáže jako nepatrný zlomek celku a všechno ostatní jako nesplněné. Dítě tak začíná každý den pohledem na dlouhý seznam toho, co ještě neumí.</w:t>
+        <w:t xml:space="preserve">Devětatřicet lekcí vypsaných pod sebou je přesně ten vzdálený cíl, o kterém Bandura a Schunk ukázali, že nepomáhá. Navíc dělá dvě věci zároveň: dnešní práci ukáže jako nepatrný zlomek celku a všechno ostatní jako nesplněné. Dítě tak začíná každý den pohledem na dlouhý seznam toho, co ještě neumí.</w:t>
       </w:r>
     </w:p>
     <w:p>

--- a/docs/psychologie.docx
+++ b/docs/psychologie.docx
@@ -183,7 +183,7 @@
         <w:pStyle w:val="Normal"/>
       </w:pPr>
       <w:r>
-        <w:t xml:space="preserve">Devětatřicet lekcí vypsaných pod sebou je přesně ten vzdálený cíl, o kterém Bandura a Schunk ukázali, že nepomáhá. Navíc dělá dvě věci zároveň: dnešní práci ukáže jako nepatrný zlomek celku a všechno ostatní jako nesplněné. Dítě tak začíná každý den pohledem na dlouhý seznam toho, co ještě neumí.</w:t>
+        <w:t xml:space="preserve">Osmapadesát lekcí vypsaných pod sebou je přesně ten vzdálený cíl, o kterém Bandura a Schunk ukázali, že nepomáhá. Navíc dělá dvě věci zároveň: dnešní práci ukáže jako nepatrný zlomek celku a všechno ostatní jako nesplněné. Dítě tak začíná každý den pohledem na dlouhý seznam toho, co ještě neumí.</w:t>
       </w:r>
     </w:p>
     <w:p>

--- a/docs/psychologie.docx
+++ b/docs/psychologie.docx
@@ -183,7 +183,7 @@
         <w:pStyle w:val="Normal"/>
       </w:pPr>
       <w:r>
-        <w:t xml:space="preserve">Osmapadesát lekcí vypsaných pod sebou je přesně ten vzdálený cíl, o kterém Bandura a Schunk ukázali, že nepomáhá. Navíc dělá dvě věci zároveň: dnešní práci ukáže jako nepatrný zlomek celku a všechno ostatní jako nesplněné. Dítě tak začíná každý den pohledem na dlouhý seznam toho, co ještě neumí.</w:t>
+        <w:t xml:space="preserve">Devadesát lekcí vypsaných pod sebou je přesně ten vzdálený cíl, o kterém Bandura a Schunk ukázali, že nepomáhá. Navíc dělá dvě věci zároveň: dnešní práci ukáže jako nepatrný zlomek celku a všechno ostatní jako nesplněné. Dítě tak začíná každý den pohledem na dlouhý seznam toho, co ještě neumí.</w:t>
       </w:r>
     </w:p>
     <w:p>
